--- a/paper-draft.docx
+++ b/paper-draft.docx
@@ -129,7 +129,37 @@
           <w:rFonts w:hint="default" w:ascii="Times New Roman" w:hAnsi="Times New Roman" w:eastAsia="宋体" w:cs="Times New Roman"/>
           <w:color w:val="000000" w:themeColor="text1"/>
         </w:rPr>
-        <w:t>多模态大语言模型（Multimodal Large Language Models, MLLMs）在通用视觉-语言任务上表现优异，但在组合推理——将物体、属性与空间/逻辑关系精确绑定起来进行理解的能力——上存在系统性缺陷，且该缺陷与模型规模无关。强化学习后训练成为弥补这一缺口的有效手段，而奖励信号的设计直接决定组合能力能否被真正激发。本文综述 2024</w:t>
+        <w:t>多模态大语言模型（Multimodal Large Language Models, MLLMs）在通用视觉-语言任务上表现优异，但在组合推理</w:t>
+      </w:r>
+      <w:r>
+        <w:rPr>
+          <w:rFonts w:hint="eastAsia" w:ascii="Times New Roman" w:hAnsi="Times New Roman" w:eastAsia="宋体" w:cs="Times New Roman"/>
+          <w:color w:val="000000" w:themeColor="text1"/>
+          <w:lang w:eastAsia="zh-CN"/>
+        </w:rPr>
+        <w:t>——</w:t>
+      </w:r>
+      <w:r>
+        <w:rPr>
+          <w:rFonts w:hint="default" w:ascii="Times New Roman" w:hAnsi="Times New Roman" w:eastAsia="宋体" w:cs="Times New Roman"/>
+          <w:color w:val="000000" w:themeColor="text1"/>
+        </w:rPr>
+        <w:t>将物体、属性与空间/逻辑关系精确绑定起来进行理解的能力</w:t>
+      </w:r>
+      <w:r>
+        <w:rPr>
+          <w:rFonts w:hint="eastAsia" w:ascii="Times New Roman" w:hAnsi="Times New Roman" w:eastAsia="宋体" w:cs="Times New Roman"/>
+          <w:color w:val="000000" w:themeColor="text1"/>
+          <w:lang w:eastAsia="zh-CN"/>
+        </w:rPr>
+        <w:t>——</w:t>
+      </w:r>
+      <w:r>
+        <w:rPr>
+          <w:rFonts w:hint="default" w:ascii="Times New Roman" w:hAnsi="Times New Roman" w:eastAsia="宋体" w:cs="Times New Roman"/>
+          <w:color w:val="000000" w:themeColor="text1"/>
+        </w:rPr>
+        <w:t>上存在系统性缺陷，且该缺陷与模型规模无关。强化学习后训练成为弥补这一缺口的有效手段，而奖励信号的设计直接决定组合能力能否被真正激发。本文综述 2024</w:t>
       </w:r>
       <w:r>
         <w:rPr>
@@ -408,7 +438,22 @@
           <w:rFonts w:hint="default" w:ascii="Times New Roman" w:hAnsi="Times New Roman" w:eastAsia="宋体" w:cs="Times New Roman"/>
           <w:color w:val="000000" w:themeColor="text1"/>
         </w:rPr>
-        <w:t>，对词序与组合结构不敏感，甚至在不利用组合信息的情况下也能通过现有检索基准 [2]；SugarCrepe 进一步量化了失败模式的分布——模型在物体组合上接近人类水平，但在属性与关系组合上显著落后，其中纯绑定测试（Swap）最难 [3]。这些结果共同表明，组合推理缺陷是当前 MLLM 的系统性短板，而非个别模型的偶然现象。</w:t>
+        <w:t>，对词序与组合结构不敏感，甚至在不利用组合信息的情况下也能通过现有检索基准 [2]；SugarCrepe 进一步量化了失败模式的分布</w:t>
+      </w:r>
+      <w:r>
+        <w:rPr>
+          <w:rFonts w:hint="eastAsia" w:ascii="Times New Roman" w:hAnsi="Times New Roman" w:eastAsia="宋体" w:cs="Times New Roman"/>
+          <w:color w:val="000000" w:themeColor="text1"/>
+          <w:lang w:eastAsia="zh-CN"/>
+        </w:rPr>
+        <w:t>——</w:t>
+      </w:r>
+      <w:r>
+        <w:rPr>
+          <w:rFonts w:hint="default" w:ascii="Times New Roman" w:hAnsi="Times New Roman" w:eastAsia="宋体" w:cs="Times New Roman"/>
+          <w:color w:val="000000" w:themeColor="text1"/>
+        </w:rPr>
+        <w:t>模型在物体组合上接近人类水平，但在属性与关系组合上显著落后，其中纯绑定测试（Swap）最难 [3]。这些结果共同表明，组合推理缺陷是当前 MLLM 的系统性短板，而非个别模型的偶然现象。</w:t>
       </w:r>
     </w:p>
     <w:p>
@@ -511,8 +556,6 @@
         </w:rPr>
         <w:t>可以</w:t>
       </w:r>
-      <w:bookmarkStart w:id="19" w:name="_GoBack"/>
-      <w:bookmarkEnd w:id="19"/>
       <w:r>
         <w:rPr>
           <w:rFonts w:hint="default" w:ascii="Times New Roman" w:hAnsi="Times New Roman" w:eastAsia="宋体" w:cs="Times New Roman"/>
@@ -563,7 +606,22 @@
           <w:rFonts w:hint="default" w:ascii="Times New Roman" w:hAnsi="Times New Roman" w:eastAsia="宋体" w:cs="Times New Roman"/>
           <w:color w:val="000000" w:themeColor="text1"/>
         </w:rPr>
-        <w:t>的逐步扩展——此处</w:t>
+        <w:t>的逐步扩展</w:t>
+      </w:r>
+      <w:r>
+        <w:rPr>
+          <w:rFonts w:hint="eastAsia" w:ascii="Times New Roman" w:hAnsi="Times New Roman" w:eastAsia="宋体" w:cs="Times New Roman"/>
+          <w:color w:val="000000" w:themeColor="text1"/>
+          <w:lang w:eastAsia="zh-CN"/>
+        </w:rPr>
+        <w:t>——</w:t>
+      </w:r>
+      <w:r>
+        <w:rPr>
+          <w:rFonts w:hint="default" w:ascii="Times New Roman" w:hAnsi="Times New Roman" w:eastAsia="宋体" w:cs="Times New Roman"/>
+          <w:color w:val="000000" w:themeColor="text1"/>
+        </w:rPr>
+        <w:t>此处</w:t>
       </w:r>
       <w:r>
         <w:rPr>
@@ -639,7 +697,37 @@
           <w:rFonts w:hint="default" w:ascii="Times New Roman" w:hAnsi="Times New Roman" w:eastAsia="宋体" w:cs="Times New Roman"/>
           <w:color w:val="000000" w:themeColor="text1"/>
         </w:rPr>
-        <w:t>为分析轴，将 RL 增强 MLLM 组合推理的方法组织为连续谱系，而非孤立方法的堆叠；(2) 提出三分法分类框架——验证器奖励、视觉对齐奖励、推理过程优化——并沿统一维度（奖励来源、监督需求、组合触及度、评测与局限）逐方法剖析；(3) 分析可验证性约束对奖励设计的制约，讨论基准碎片化、文本偏置等开放问题，并展望未来方向。</w:t>
+        <w:t>为分析轴，将 RL 增强 MLLM 组合推理的方法组织为连续谱系，而非孤立方法的堆叠；(2) 提出三分法分类框架</w:t>
+      </w:r>
+      <w:r>
+        <w:rPr>
+          <w:rFonts w:hint="eastAsia" w:ascii="Times New Roman" w:hAnsi="Times New Roman" w:eastAsia="宋体" w:cs="Times New Roman"/>
+          <w:color w:val="000000" w:themeColor="text1"/>
+          <w:lang w:eastAsia="zh-CN"/>
+        </w:rPr>
+        <w:t>——</w:t>
+      </w:r>
+      <w:r>
+        <w:rPr>
+          <w:rFonts w:hint="default" w:ascii="Times New Roman" w:hAnsi="Times New Roman" w:eastAsia="宋体" w:cs="Times New Roman"/>
+          <w:color w:val="000000" w:themeColor="text1"/>
+        </w:rPr>
+        <w:t>验证器奖励、视觉对齐奖励、推理过程优化</w:t>
+      </w:r>
+      <w:r>
+        <w:rPr>
+          <w:rFonts w:hint="eastAsia" w:ascii="Times New Roman" w:hAnsi="Times New Roman" w:eastAsia="宋体" w:cs="Times New Roman"/>
+          <w:color w:val="000000" w:themeColor="text1"/>
+          <w:lang w:eastAsia="zh-CN"/>
+        </w:rPr>
+        <w:t>——</w:t>
+      </w:r>
+      <w:r>
+        <w:rPr>
+          <w:rFonts w:hint="default" w:ascii="Times New Roman" w:hAnsi="Times New Roman" w:eastAsia="宋体" w:cs="Times New Roman"/>
+          <w:color w:val="000000" w:themeColor="text1"/>
+        </w:rPr>
+        <w:t>并沿统一维度（奖励来源、监督需求、组合触及度、评测与局限）逐方法剖析；(3) 分析可验证性约束对奖励设计的制约，讨论基准碎片化、文本偏置等开放问题，并展望未来方向。</w:t>
       </w:r>
     </w:p>
     <w:bookmarkEnd w:id="2"/>
@@ -769,7 +857,7 @@
           <w:rFonts w:hint="default" w:ascii="Times New Roman" w:hAnsi="Times New Roman" w:eastAsia="宋体" w:cs="Times New Roman"/>
           <w:color w:val="000000" w:themeColor="text1"/>
         </w:rPr>
-        <w:t>的推理范式不同：组合推理的核心不在于拆分，而在于绑定——</w:t>
+        <w:t>的推理范式不同：组合推理的核心不在于拆分，而在于绑定</w:t>
       </w:r>
       <w:r>
         <w:rPr>
@@ -777,7 +865,7 @@
           <w:color w:val="000000" w:themeColor="text1"/>
           <w:lang w:eastAsia="zh-CN"/>
         </w:rPr>
-        <w:t>“左边的橙子发霉了”</w:t>
+        <w:t>——“左边的橙子发霉了”</w:t>
       </w:r>
       <w:r>
         <w:rPr>
@@ -815,7 +903,7 @@
           <w:rFonts w:hint="default" w:ascii="Times New Roman" w:hAnsi="Times New Roman" w:eastAsia="宋体" w:cs="Times New Roman"/>
           <w:color w:val="000000" w:themeColor="text1"/>
         </w:rPr>
-        <w:t>围绕上述能力，学界构建了一系列评测基准，其演进反映了对组合缺陷认识的深化。VALSE 是任务无关的语言现象基准，通过构造伪造实例（foiled instances）——对正确描述做最小修改使其与图像不符——测试模型对存在性、复数、计数、空间关系、动作与实体共指六类语言现象的判断，发现模型在空间关系与实体共指上表现挣扎 [5]。CREPE 将评测规模扩大至 37 万级图文对，从系统性与生产力两个认知维度考察组合性：系统性指理解</w:t>
+        <w:t>围绕上述能力，学界构建了一系列评测基准，其演进反映了对组合缺陷认识的深化。VALSE 是任务无关的语言现象基准，通过构造伪造实例（foiled instances）</w:t>
       </w:r>
       <w:r>
         <w:rPr>
@@ -823,6 +911,36 @@
           <w:color w:val="000000" w:themeColor="text1"/>
           <w:lang w:eastAsia="zh-CN"/>
         </w:rPr>
+        <w:t>——</w:t>
+      </w:r>
+      <w:r>
+        <w:rPr>
+          <w:rFonts w:hint="default" w:ascii="Times New Roman" w:hAnsi="Times New Roman" w:eastAsia="宋体" w:cs="Times New Roman"/>
+          <w:color w:val="000000" w:themeColor="text1"/>
+        </w:rPr>
+        <w:t>对正确描述做最小修改使其与图像不符</w:t>
+      </w:r>
+      <w:r>
+        <w:rPr>
+          <w:rFonts w:hint="eastAsia" w:ascii="Times New Roman" w:hAnsi="Times New Roman" w:eastAsia="宋体" w:cs="Times New Roman"/>
+          <w:color w:val="000000" w:themeColor="text1"/>
+          <w:lang w:eastAsia="zh-CN"/>
+        </w:rPr>
+        <w:t>——</w:t>
+      </w:r>
+      <w:r>
+        <w:rPr>
+          <w:rFonts w:hint="default" w:ascii="Times New Roman" w:hAnsi="Times New Roman" w:eastAsia="宋体" w:cs="Times New Roman"/>
+          <w:color w:val="000000" w:themeColor="text1"/>
+        </w:rPr>
+        <w:t>测试模型对存在性、复数、计数、空间关系、动作与实体共指六类语言现象的判断，发现模型在空间关系与实体共指上表现挣扎 [5]。CREPE 将评测规模扩大至 37 万级图文对，从系统性与生产力两个认知维度考察组合性：系统性指理解</w:t>
+      </w:r>
+      <w:r>
+        <w:rPr>
+          <w:rFonts w:hint="eastAsia" w:ascii="Times New Roman" w:hAnsi="Times New Roman" w:eastAsia="宋体" w:cs="Times New Roman"/>
+          <w:color w:val="000000" w:themeColor="text1"/>
+          <w:lang w:eastAsia="zh-CN"/>
+        </w:rPr>
         <w:t>“已知单元的新组合”</w:t>
       </w:r>
       <w:r>
@@ -860,7 +978,22 @@
           <w:rFonts w:hint="default" w:ascii="Times New Roman" w:hAnsi="Times New Roman" w:eastAsia="宋体" w:cs="Times New Roman"/>
           <w:color w:val="000000" w:themeColor="text1"/>
         </w:rPr>
-        <w:t>论断，并揭示评测 shortcut——现有检索基准不要求组合理解，模型可绕道得分 [2]。SugarCrepe 修复了此前程序化基准可被 hack 的漏洞，用 LLM 生成语义合理的困难负样本，将组合评测收敛为 Replace、Swap、Add 三类原子操作，并发现 Swap（交换两个同类别概念，不引入新概念）是最纯粹的绑定测试，也是所有模型表现最差的环节 [3]。</w:t>
+        <w:t>论断，并揭示评测 shortcut</w:t>
+      </w:r>
+      <w:r>
+        <w:rPr>
+          <w:rFonts w:hint="eastAsia" w:ascii="Times New Roman" w:hAnsi="Times New Roman" w:eastAsia="宋体" w:cs="Times New Roman"/>
+          <w:color w:val="000000" w:themeColor="text1"/>
+          <w:lang w:eastAsia="zh-CN"/>
+        </w:rPr>
+        <w:t>——</w:t>
+      </w:r>
+      <w:r>
+        <w:rPr>
+          <w:rFonts w:hint="default" w:ascii="Times New Roman" w:hAnsi="Times New Roman" w:eastAsia="宋体" w:cs="Times New Roman"/>
+          <w:color w:val="000000" w:themeColor="text1"/>
+        </w:rPr>
+        <w:t>现有检索基准不要求组合理解，模型可绕道得分 [2]。SugarCrepe 修复了此前程序化基准可被 hack 的漏洞，用 LLM 生成语义合理的困难负样本，将组合评测收敛为 Replace、Swap、Add 三类原子操作，并发现 Swap（交换两个同类别概念，不引入新概念）是最纯粹的绑定测试，也是所有模型表现最差的环节 [3]。</w:t>
       </w:r>
     </w:p>
     <w:p>
@@ -891,7 +1024,22 @@
           <w:rFonts w:hint="default" w:ascii="Times New Roman" w:hAnsi="Times New Roman" w:eastAsia="宋体" w:cs="Times New Roman"/>
           <w:color w:val="000000" w:themeColor="text1"/>
         </w:rPr>
-        <w:t>尽管各基准的评测协议不同，失败模式却高度一致：物体识别强于属性绑定，属性强于关系理解，而纯粹的绑定（Swap）最难。这为后续 RL 方法提供了明确的优化靶点。但值得注意的是，各方法在评测集选择上各行其是（VALSE、CREPE、ARO、SugarCrepe 乃至场景图基准并存），评测协议互不兼容，导致不同方法的结果难以直接横向比较——这一</w:t>
+        <w:t>尽管各基准的评测协议不同，失败模式却高度一致：物体识别强于属性绑定，属性强于关系理解，而纯粹的绑定（Swap）最难。这为后续 RL 方法提供了明确的优化靶点。但值得注意的是，各方法在评测集选择上各行其是（VALSE、CREPE、ARO、SugarCrepe 乃至场景图基准并存），评测协议互不兼容，导致不同方法的结果难以直接横向比较</w:t>
+      </w:r>
+      <w:r>
+        <w:rPr>
+          <w:rFonts w:hint="eastAsia" w:ascii="Times New Roman" w:hAnsi="Times New Roman" w:eastAsia="宋体" w:cs="Times New Roman"/>
+          <w:color w:val="000000" w:themeColor="text1"/>
+          <w:lang w:eastAsia="zh-CN"/>
+        </w:rPr>
+        <w:t>——</w:t>
+      </w:r>
+      <w:r>
+        <w:rPr>
+          <w:rFonts w:hint="default" w:ascii="Times New Roman" w:hAnsi="Times New Roman" w:eastAsia="宋体" w:cs="Times New Roman"/>
+          <w:color w:val="000000" w:themeColor="text1"/>
+        </w:rPr>
+        <w:t>这一</w:t>
       </w:r>
       <w:r>
         <w:rPr>
@@ -958,8 +1106,8 @@
         </w:tblCellMar>
       </w:tblPr>
       <w:tblGrid>
-        <w:gridCol w:w="1296"/>
-        <w:gridCol w:w="2376"/>
+        <w:gridCol w:w="1382"/>
+        <w:gridCol w:w="2290"/>
         <w:gridCol w:w="1473"/>
         <w:gridCol w:w="1360"/>
         <w:gridCol w:w="2351"/>
@@ -977,6 +1125,9 @@
           <w:tblHeader/>
         </w:trPr>
         <w:tc>
+          <w:tcPr>
+            <w:tcW w:w="780" w:type="pct"/>
+          </w:tcPr>
           <w:p>
             <w:pPr>
               <w:pStyle w:val="24"/>
@@ -1012,6 +1163,9 @@
           </w:p>
         </w:tc>
         <w:tc>
+          <w:tcPr>
+            <w:tcW w:w="1292" w:type="pct"/>
+          </w:tcPr>
           <w:p>
             <w:pPr>
               <w:pStyle w:val="24"/>
@@ -1171,6 +1325,9 @@
           </w:tblCellMar>
         </w:tblPrEx>
         <w:tc>
+          <w:tcPr>
+            <w:tcW w:w="780" w:type="pct"/>
+          </w:tcPr>
           <w:p>
             <w:pPr>
               <w:pStyle w:val="24"/>
@@ -1206,6 +1363,9 @@
           </w:p>
         </w:tc>
         <w:tc>
+          <w:tcPr>
+            <w:tcW w:w="1292" w:type="pct"/>
+          </w:tcPr>
           <w:p>
             <w:pPr>
               <w:pStyle w:val="24"/>
@@ -1365,6 +1525,9 @@
           </w:tblCellMar>
         </w:tblPrEx>
         <w:tc>
+          <w:tcPr>
+            <w:tcW w:w="780" w:type="pct"/>
+          </w:tcPr>
           <w:p>
             <w:pPr>
               <w:pStyle w:val="24"/>
@@ -1400,6 +1563,9 @@
           </w:p>
         </w:tc>
         <w:tc>
+          <w:tcPr>
+            <w:tcW w:w="1292" w:type="pct"/>
+          </w:tcPr>
           <w:p>
             <w:pPr>
               <w:pStyle w:val="24"/>
@@ -1559,6 +1725,9 @@
           </w:tblCellMar>
         </w:tblPrEx>
         <w:tc>
+          <w:tcPr>
+            <w:tcW w:w="780" w:type="pct"/>
+          </w:tcPr>
           <w:p>
             <w:pPr>
               <w:pStyle w:val="24"/>
@@ -1594,6 +1763,9 @@
           </w:p>
         </w:tc>
         <w:tc>
+          <w:tcPr>
+            <w:tcW w:w="1292" w:type="pct"/>
+          </w:tcPr>
           <w:p>
             <w:pPr>
               <w:pStyle w:val="24"/>
@@ -1753,6 +1925,9 @@
           </w:tblCellMar>
         </w:tblPrEx>
         <w:tc>
+          <w:tcPr>
+            <w:tcW w:w="780" w:type="pct"/>
+          </w:tcPr>
           <w:p>
             <w:pPr>
               <w:pStyle w:val="24"/>
@@ -1788,6 +1963,9 @@
           </w:p>
         </w:tc>
         <w:tc>
+          <w:tcPr>
+            <w:tcW w:w="1292" w:type="pct"/>
+          </w:tcPr>
           <w:p>
             <w:pPr>
               <w:pStyle w:val="24"/>
@@ -2033,7 +2211,22 @@
           <w:rFonts w:hint="default" w:ascii="Times New Roman" w:hAnsi="Times New Roman" w:eastAsia="宋体" w:cs="Times New Roman"/>
           <w:color w:val="000000" w:themeColor="text1"/>
         </w:rPr>
-        <w:t>。更关键的是，AI 反馈的可靠性受限于标注模型自身的组合能力——GPT-4V 在属性绑定与空间关系上同样存在系统性盲区，AI 反馈会传播同样的盲区。</w:t>
+        <w:t>。更关键的是，AI 反馈的可靠性受限于标注模型自身的组合能力</w:t>
+      </w:r>
+      <w:r>
+        <w:rPr>
+          <w:rFonts w:hint="eastAsia" w:ascii="Times New Roman" w:hAnsi="Times New Roman" w:eastAsia="宋体" w:cs="Times New Roman"/>
+          <w:color w:val="000000" w:themeColor="text1"/>
+          <w:lang w:eastAsia="zh-CN"/>
+        </w:rPr>
+        <w:t>——</w:t>
+      </w:r>
+      <w:r>
+        <w:rPr>
+          <w:rFonts w:hint="default" w:ascii="Times New Roman" w:hAnsi="Times New Roman" w:eastAsia="宋体" w:cs="Times New Roman"/>
+          <w:color w:val="000000" w:themeColor="text1"/>
+        </w:rPr>
+        <w:t>GPT-4V 在属性绑定与空间关系上同样存在系统性盲区，AI 反馈会传播同样的盲区。</w:t>
       </w:r>
     </w:p>
     <w:p>
@@ -2352,7 +2545,6 @@
         <w:adjustRightInd/>
         <w:snapToGrid/>
         <w:spacing w:line="360" w:lineRule="auto"/>
-        <w:ind w:left="0" w:leftChars="0" w:firstLine="480" w:firstLineChars="200"/>
         <w:jc w:val="both"/>
         <w:textAlignment w:val="auto"/>
         <w:rPr>
@@ -2411,7 +2603,22 @@
           <w:rFonts w:hint="default" w:ascii="Times New Roman" w:hAnsi="Times New Roman" w:eastAsia="宋体" w:cs="Times New Roman"/>
           <w:color w:val="000000" w:themeColor="text1"/>
         </w:rPr>
-        <w:t>进一步的理论分析表明，GRPO 与过程奖励模型（Process Reward Model, PRM）并非两条独立路线：在 token 级策略梯度与单次更新的设定下，标准 GRPO 目标与一个 PRM-aware 目标数学等价——组内多条回答的共享前缀天然定义了</w:t>
+        <w:t>进一步的理论分析表明，GRPO 与过程奖励模型（Process Reward Model, PRM）并非两条独立路线：在 token 级策略梯度与单次更新的设定下，标准 GRPO 目标与一个 PRM-aware 目标数学等价</w:t>
+      </w:r>
+      <w:r>
+        <w:rPr>
+          <w:rFonts w:hint="eastAsia" w:ascii="Times New Roman" w:hAnsi="Times New Roman" w:eastAsia="宋体" w:cs="Times New Roman"/>
+          <w:color w:val="000000" w:themeColor="text1"/>
+          <w:lang w:eastAsia="zh-CN"/>
+        </w:rPr>
+        <w:t>——</w:t>
+      </w:r>
+      <w:r>
+        <w:rPr>
+          <w:rFonts w:hint="default" w:ascii="Times New Roman" w:hAnsi="Times New Roman" w:eastAsia="宋体" w:cs="Times New Roman"/>
+          <w:color w:val="000000" w:themeColor="text1"/>
+        </w:rPr>
+        <w:t>组内多条回答的共享前缀天然定义了</w:t>
       </w:r>
       <w:r>
         <w:rPr>
@@ -2487,7 +2694,22 @@
           <w:rFonts w:hint="default" w:ascii="Times New Roman" w:hAnsi="Times New Roman" w:eastAsia="宋体" w:cs="Times New Roman"/>
           <w:color w:val="000000" w:themeColor="text1"/>
         </w:rPr>
-        <w:t>。然而组合推理不同于数学——它没有唯一的标准答案，正确性恰恰藏在属性与关系的绑定之中。如何为这种绑定定义可验证的奖励信号，正是第 3 节三类方法的出发点。</w:t>
+        <w:t>。然而组合推理不同于数学</w:t>
+      </w:r>
+      <w:r>
+        <w:rPr>
+          <w:rFonts w:hint="eastAsia" w:ascii="Times New Roman" w:hAnsi="Times New Roman" w:eastAsia="宋体" w:cs="Times New Roman"/>
+          <w:color w:val="000000" w:themeColor="text1"/>
+          <w:lang w:eastAsia="zh-CN"/>
+        </w:rPr>
+        <w:t>——</w:t>
+      </w:r>
+      <w:r>
+        <w:rPr>
+          <w:rFonts w:hint="default" w:ascii="Times New Roman" w:hAnsi="Times New Roman" w:eastAsia="宋体" w:cs="Times New Roman"/>
+          <w:color w:val="000000" w:themeColor="text1"/>
+        </w:rPr>
+        <w:t>它没有唯一的标准答案，正确性恰恰藏在属性与关系的绑定之中。如何为这种绑定定义可验证的奖励信号，正是第 3 节三类方法的出发点。</w:t>
       </w:r>
     </w:p>
     <w:bookmarkEnd w:id="3"/>
@@ -2601,7 +2823,22 @@
           <w:rFonts w:hint="default" w:ascii="Times New Roman" w:hAnsi="Times New Roman" w:eastAsia="宋体" w:cs="Times New Roman"/>
           <w:color w:val="000000" w:themeColor="text1"/>
         </w:rPr>
-        <w:t>三个层面的优化目标。需要指出的是，类别之间体现的是奖励信号设计粒度的扩展——研究关注点逐渐从结果正确性扩展到视觉证据对齐与推理过程建模；这些方向并非严格的继承关系，而是不同研究团队针对</w:t>
+        <w:t>三个层面的优化目标。需要指出的是，类别之间体现的是奖励信号设计粒度的扩展</w:t>
+      </w:r>
+      <w:r>
+        <w:rPr>
+          <w:rFonts w:hint="eastAsia" w:ascii="Times New Roman" w:hAnsi="Times New Roman" w:eastAsia="宋体" w:cs="Times New Roman"/>
+          <w:color w:val="000000" w:themeColor="text1"/>
+          <w:lang w:eastAsia="zh-CN"/>
+        </w:rPr>
+        <w:t>——</w:t>
+      </w:r>
+      <w:r>
+        <w:rPr>
+          <w:rFonts w:hint="default" w:ascii="Times New Roman" w:hAnsi="Times New Roman" w:eastAsia="宋体" w:cs="Times New Roman"/>
+          <w:color w:val="000000" w:themeColor="text1"/>
+        </w:rPr>
+        <w:t>研究关注点逐渐从结果正确性扩展到视觉证据对齐与推理过程建模；这些方向并非严格的继承关系，而是不同研究团队针对</w:t>
       </w:r>
       <w:r>
         <w:rPr>
@@ -2698,7 +2935,22 @@
           <w:rFonts w:hint="default" w:ascii="Times New Roman" w:hAnsi="Times New Roman" w:eastAsia="宋体" w:cs="Times New Roman"/>
           <w:color w:val="000000" w:themeColor="text1"/>
         </w:rPr>
-        <w:t>的前提上：当任务的答案可由规则、程序或结构约束自动判定时，验证器就能提供确定性的训练信号，无需训练奖励模型。组合推理恰好是这块前提的试验田——它的错误集中在精细绑定上，而绑定正误在一定任务设计下可以自动判定。围绕</w:t>
+        <w:t>的前提上：当任务的答案可由规则、程序或结构约束自动判定时，验证器就能提供确定性的训练信号，无需训练奖励模型。组合推理恰好是这块前提的试验田</w:t>
+      </w:r>
+      <w:r>
+        <w:rPr>
+          <w:rFonts w:hint="eastAsia" w:ascii="Times New Roman" w:hAnsi="Times New Roman" w:eastAsia="宋体" w:cs="Times New Roman"/>
+          <w:color w:val="000000" w:themeColor="text1"/>
+          <w:lang w:eastAsia="zh-CN"/>
+        </w:rPr>
+        <w:t>——</w:t>
+      </w:r>
+      <w:r>
+        <w:rPr>
+          <w:rFonts w:hint="default" w:ascii="Times New Roman" w:hAnsi="Times New Roman" w:eastAsia="宋体" w:cs="Times New Roman"/>
+          <w:color w:val="000000" w:themeColor="text1"/>
+        </w:rPr>
+        <w:t>它的错误集中在精细绑定上，而绑定正误在一定任务设计下可以自动判定。围绕</w:t>
       </w:r>
       <w:r>
         <w:rPr>
@@ -3044,7 +3296,22 @@
           <w:rFonts w:hint="default" w:ascii="Times New Roman" w:hAnsi="Times New Roman" w:eastAsia="宋体" w:cs="Times New Roman"/>
           <w:color w:val="000000" w:themeColor="text1"/>
         </w:rPr>
-        <w:t>的样本上保持梯度——若负样本太容易判别，奖励将在多数样本上失去信号，训练退化为对常见模式的拟合。Qwen2.5-VL-7B 与 InternVL3-8B 在三个组合基准上平均提升超 9 个绝对点，且无 SFT 常见的领域外退化（见表 3）。其结果级验证不包含中间推理步骤的信息，而结构级验证提供了另一种选择。</w:t>
+        <w:t>的样本上保持梯度</w:t>
+      </w:r>
+      <w:r>
+        <w:rPr>
+          <w:rFonts w:hint="eastAsia" w:ascii="Times New Roman" w:hAnsi="Times New Roman" w:eastAsia="宋体" w:cs="Times New Roman"/>
+          <w:color w:val="000000" w:themeColor="text1"/>
+          <w:lang w:eastAsia="zh-CN"/>
+        </w:rPr>
+        <w:t>——</w:t>
+      </w:r>
+      <w:r>
+        <w:rPr>
+          <w:rFonts w:hint="default" w:ascii="Times New Roman" w:hAnsi="Times New Roman" w:eastAsia="宋体" w:cs="Times New Roman"/>
+          <w:color w:val="000000" w:themeColor="text1"/>
+        </w:rPr>
+        <w:t>若负样本太容易判别，奖励将在多数样本上失去信号，训练退化为对常见模式的拟合。Qwen2.5-VL-7B 与 InternVL3-8B 在三个组合基准上平均提升超 9 个绝对点，且无 SFT 常见的领域外退化（见表 3）。其结果级验证不包含中间推理步骤的信息，而结构级验证提供了另一种选择。</w:t>
       </w:r>
     </w:p>
     <w:p>
@@ -3809,7 +4076,22 @@
           <w:rFonts w:hint="default" w:ascii="Times New Roman" w:hAnsi="Times New Roman" w:eastAsia="宋体" w:cs="Times New Roman"/>
           <w:color w:val="000000" w:themeColor="text1"/>
         </w:rPr>
-        <w:t>其中格式分量是硬门槛（格式不合规则整体归零），空间奖励仅在答案正确时生效——防止模型为了刷结构分而牺牲最终答案。空间分量用匈牙利算法对预测与真实物体做二分图匹配，以 CIoU 与语义相似度为代价函数，对不重叠的框也提供稠密梯度。7B 模型在 14 个基准上平均超越 GPT-4o（+4.7%）；其代价是 STVQA-7K 基于 Visual Genome 人工标注构建，结构验证的精度以标注成本为代价。</w:t>
+        <w:t>其中格式分量是硬门槛（格式不合规则整体归零），空间奖励仅在答案正确时生效</w:t>
+      </w:r>
+      <w:r>
+        <w:rPr>
+          <w:rFonts w:hint="eastAsia" w:ascii="Times New Roman" w:hAnsi="Times New Roman" w:eastAsia="宋体" w:cs="Times New Roman"/>
+          <w:color w:val="000000" w:themeColor="text1"/>
+          <w:lang w:eastAsia="zh-CN"/>
+        </w:rPr>
+        <w:t>——</w:t>
+      </w:r>
+      <w:r>
+        <w:rPr>
+          <w:rFonts w:hint="default" w:ascii="Times New Roman" w:hAnsi="Times New Roman" w:eastAsia="宋体" w:cs="Times New Roman"/>
+          <w:color w:val="000000" w:themeColor="text1"/>
+        </w:rPr>
+        <w:t>防止模型为了刷结构分而牺牲最终答案。空间分量用匈牙利算法对预测与真实物体做二分图匹配，以 CIoU 与语义相似度为代价函数，对不重叠的框也提供稠密梯度。7B 模型在 14 个基准上平均超越 GPT-4o（+4.7%）；其代价是 STVQA-7K 基于 Visual Genome 人工标注构建，结构验证的精度以标注成本为代价。</w:t>
       </w:r>
     </w:p>
     <w:p>
@@ -4171,7 +4453,7 @@
           <w:rFonts w:hint="default" w:ascii="Times New Roman" w:hAnsi="Times New Roman" w:eastAsia="宋体" w:cs="Times New Roman"/>
           <w:color w:val="000000" w:themeColor="text1"/>
         </w:rPr>
-        <w:t>：三篇工作共同构成结果验证方向下的不同探索——结构可判定的任务设计（CR³、SpatialThinker）与自监督的验证信号（SVQA-R1），验证对象覆盖答案、中间结构与跨视角一致性。它们的共同约束是</w:t>
+        <w:t>：三篇工作共同构成结果验证方向下的不同探索</w:t>
       </w:r>
       <w:r>
         <w:rPr>
@@ -4179,6 +4461,21 @@
           <w:color w:val="000000" w:themeColor="text1"/>
           <w:lang w:eastAsia="zh-CN"/>
         </w:rPr>
+        <w:t>——</w:t>
+      </w:r>
+      <w:r>
+        <w:rPr>
+          <w:rFonts w:hint="default" w:ascii="Times New Roman" w:hAnsi="Times New Roman" w:eastAsia="宋体" w:cs="Times New Roman"/>
+          <w:color w:val="000000" w:themeColor="text1"/>
+        </w:rPr>
+        <w:t>结构可判定的任务设计（CR³、SpatialThinker）与自监督的验证信号（SVQA-R1），验证对象覆盖答案、中间结构与跨视角一致性。它们的共同约束是</w:t>
+      </w:r>
+      <w:r>
+        <w:rPr>
+          <w:rFonts w:hint="eastAsia" w:ascii="Times New Roman" w:hAnsi="Times New Roman" w:eastAsia="宋体" w:cs="Times New Roman"/>
+          <w:color w:val="000000" w:themeColor="text1"/>
+          <w:lang w:eastAsia="zh-CN"/>
+        </w:rPr>
         <w:t>“正确性必须可定义”</w:t>
       </w:r>
       <w:r>
@@ -4186,7 +4483,22 @@
           <w:rFonts w:hint="default" w:ascii="Times New Roman" w:hAnsi="Times New Roman" w:eastAsia="宋体" w:cs="Times New Roman"/>
           <w:color w:val="000000" w:themeColor="text1"/>
         </w:rPr>
-        <w:t>：组合推理没有唯一标准答案，验证器只能验证可结构化的侧面。而组合绑定的关键性质在于——绑定是否正确，不在答案里，而在模型与视觉证据的关系中；对这一层面的优化，视觉对齐奖励提供了另一条独立路径（见 3.2）。</w:t>
+        <w:t>：组合推理没有唯一标准答案，验证器只能验证可结构化的侧面。而组合绑定的关键性质在于</w:t>
+      </w:r>
+      <w:r>
+        <w:rPr>
+          <w:rFonts w:hint="eastAsia" w:ascii="Times New Roman" w:hAnsi="Times New Roman" w:eastAsia="宋体" w:cs="Times New Roman"/>
+          <w:color w:val="000000" w:themeColor="text1"/>
+          <w:lang w:eastAsia="zh-CN"/>
+        </w:rPr>
+        <w:t>——</w:t>
+      </w:r>
+      <w:r>
+        <w:rPr>
+          <w:rFonts w:hint="default" w:ascii="Times New Roman" w:hAnsi="Times New Roman" w:eastAsia="宋体" w:cs="Times New Roman"/>
+          <w:color w:val="000000" w:themeColor="text1"/>
+        </w:rPr>
+        <w:t>绑定是否正确，不在答案里，而在模型与视觉证据的关系中；对这一层面的优化，视觉对齐奖励提供了另一条独立路径（见 3.2）。</w:t>
       </w:r>
     </w:p>
     <w:bookmarkEnd w:id="7"/>
@@ -4384,7 +4696,22 @@
           <w:rFonts w:hint="default" w:ascii="Times New Roman" w:hAnsi="Times New Roman" w:eastAsia="宋体" w:cs="Times New Roman"/>
           <w:color w:val="000000" w:themeColor="text1"/>
         </w:rPr>
-        <w:t>本身不需要监督，答案信号会倒逼定位行为涌现——模型甚至学会在不确定时自动放大查看、迭代修正证据框。其对齐过程发生于</w:t>
+        <w:t>本身不需要监督，答案信号会倒逼定位行为涌现</w:t>
+      </w:r>
+      <w:r>
+        <w:rPr>
+          <w:rFonts w:hint="eastAsia" w:ascii="Times New Roman" w:hAnsi="Times New Roman" w:eastAsia="宋体" w:cs="Times New Roman"/>
+          <w:color w:val="000000" w:themeColor="text1"/>
+          <w:lang w:eastAsia="zh-CN"/>
+        </w:rPr>
+        <w:t>——</w:t>
+      </w:r>
+      <w:r>
+        <w:rPr>
+          <w:rFonts w:hint="default" w:ascii="Times New Roman" w:hAnsi="Times New Roman" w:eastAsia="宋体" w:cs="Times New Roman"/>
+          <w:color w:val="000000" w:themeColor="text1"/>
+        </w:rPr>
+        <w:t>模型甚至学会在不确定时自动放大查看、迭代修正证据框。其对齐过程发生于</w:t>
       </w:r>
       <w:r>
         <w:rPr>
@@ -6140,14 +6467,14 @@
           <w:color w:val="000000" w:themeColor="text1"/>
           <w:lang w:eastAsia="zh-CN"/>
         </w:rPr>
-        <w:t>“是否合理推理”</w:t>
-      </w:r>
-      <w:r>
-        <w:rPr>
-          <w:rFonts w:hint="default" w:ascii="Times New Roman" w:hAnsi="Times New Roman" w:eastAsia="宋体" w:cs="Times New Roman"/>
-          <w:color w:val="000000" w:themeColor="text1"/>
-        </w:rPr>
-        <w:t>——后一问题由推理过程优化方向（3.3）专门处理。</w:t>
+        <w:t>“是否合理推理”——</w:t>
+      </w:r>
+      <w:r>
+        <w:rPr>
+          <w:rFonts w:hint="default" w:ascii="Times New Roman" w:hAnsi="Times New Roman" w:eastAsia="宋体" w:cs="Times New Roman"/>
+          <w:color w:val="000000" w:themeColor="text1"/>
+        </w:rPr>
+        <w:t>后一问题由推理过程优化方向（3.3）专门处理。</w:t>
       </w:r>
     </w:p>
     <w:bookmarkEnd w:id="8"/>
@@ -6245,7 +6572,22 @@
           <w:rFonts w:hint="default" w:ascii="Times New Roman" w:hAnsi="Times New Roman" w:eastAsia="宋体" w:cs="Times New Roman"/>
           <w:color w:val="000000" w:themeColor="text1"/>
         </w:rPr>
-        <w:t>，第三类则把优化信号作用于推理过程本身：步骤级信用分配、分解结构与过程结构。理论上看，这类方法与结果验证存在深层联系——GRPO 在 token 级设定下与 PRM-aware 目标数学等价，组内共享前缀天然构成</w:t>
+        <w:t>，第三类则把优化信号作用于推理过程本身：步骤级信用分配、分解结构与过程结构。理论上看，这类方法与结果验证存在深层联系</w:t>
+      </w:r>
+      <w:r>
+        <w:rPr>
+          <w:rFonts w:hint="eastAsia" w:ascii="Times New Roman" w:hAnsi="Times New Roman" w:eastAsia="宋体" w:cs="Times New Roman"/>
+          <w:color w:val="000000" w:themeColor="text1"/>
+          <w:lang w:eastAsia="zh-CN"/>
+        </w:rPr>
+        <w:t>——</w:t>
+      </w:r>
+      <w:r>
+        <w:rPr>
+          <w:rFonts w:hint="default" w:ascii="Times New Roman" w:hAnsi="Times New Roman" w:eastAsia="宋体" w:cs="Times New Roman"/>
+          <w:color w:val="000000" w:themeColor="text1"/>
+        </w:rPr>
+        <w:t>GRPO 在 token 级设定下与 PRM-aware 目标数学等价，组内共享前缀天然构成</w:t>
       </w:r>
       <w:r>
         <w:rPr>
@@ -8628,7 +8970,7 @@
           <w:rFonts w:hint="default" w:ascii="Times New Roman" w:hAnsi="Times New Roman" w:eastAsia="宋体" w:cs="Times New Roman"/>
           <w:color w:val="000000" w:themeColor="text1"/>
         </w:rPr>
-        <w:t>：三篇工作的过程信号构造路径各异——从最简的格式约束，到结合参考链匹配与视觉证据的结构化奖励。过程信号多为模型自生成，监督需求是三类中最低的；但除 H-GRPO 的证据框约束外，过程信号普遍不含视觉语义结构——</w:t>
+        <w:t>：三篇工作的过程信号构造路径各异</w:t>
       </w:r>
       <w:r>
         <w:rPr>
@@ -8636,7 +8978,22 @@
           <w:color w:val="000000" w:themeColor="text1"/>
           <w:lang w:eastAsia="zh-CN"/>
         </w:rPr>
-        <w:t>“过程”</w:t>
+        <w:t>——</w:t>
+      </w:r>
+      <w:r>
+        <w:rPr>
+          <w:rFonts w:hint="default" w:ascii="Times New Roman" w:hAnsi="Times New Roman" w:eastAsia="宋体" w:cs="Times New Roman"/>
+          <w:color w:val="000000" w:themeColor="text1"/>
+        </w:rPr>
+        <w:t>从最简的格式约束，到结合参考链匹配与视觉证据的结构化奖励。过程信号多为模型自生成，监督需求是三类中最低的；但除 H-GRPO 的证据框约束外，过程信号普遍不含视觉语义结构</w:t>
+      </w:r>
+      <w:r>
+        <w:rPr>
+          <w:rFonts w:hint="eastAsia" w:ascii="Times New Roman" w:hAnsi="Times New Roman" w:eastAsia="宋体" w:cs="Times New Roman"/>
+          <w:color w:val="000000" w:themeColor="text1"/>
+          <w:lang w:eastAsia="zh-CN"/>
+        </w:rPr>
+        <w:t>——“过程”</w:t>
       </w:r>
       <w:r>
         <w:rPr>
@@ -8726,7 +9083,7 @@
           <w:rFonts w:hint="default" w:ascii="Times New Roman" w:hAnsi="Times New Roman" w:eastAsia="宋体" w:cs="Times New Roman"/>
           <w:color w:val="000000" w:themeColor="text1"/>
         </w:rPr>
-        <w:t>将三个方向放在一起看，可以得到本文对第 3 节的核心判断：三类方法并非离散类别，也不是彼此替代的技术路线，而是同一研究问题下的互补探索——它们共享</w:t>
+        <w:t>将三个方向放在一起看，可以得到本文对第 3 节的核心判断：三类方法并非离散类别，也不是彼此替代的技术路线，而是同一研究问题下的互补探索</w:t>
       </w:r>
       <w:r>
         <w:rPr>
@@ -8734,6 +9091,21 @@
           <w:color w:val="000000" w:themeColor="text1"/>
           <w:lang w:eastAsia="zh-CN"/>
         </w:rPr>
+        <w:t>——</w:t>
+      </w:r>
+      <w:r>
+        <w:rPr>
+          <w:rFonts w:hint="default" w:ascii="Times New Roman" w:hAnsi="Times New Roman" w:eastAsia="宋体" w:cs="Times New Roman"/>
+          <w:color w:val="000000" w:themeColor="text1"/>
+        </w:rPr>
+        <w:t>它们共享</w:t>
+      </w:r>
+      <w:r>
+        <w:rPr>
+          <w:rFonts w:hint="eastAsia" w:ascii="Times New Roman" w:hAnsi="Times New Roman" w:eastAsia="宋体" w:cs="Times New Roman"/>
+          <w:color w:val="000000" w:themeColor="text1"/>
+          <w:lang w:eastAsia="zh-CN"/>
+        </w:rPr>
         <w:t>“组合推理的正确性如何被奖励函数捕获”</w:t>
       </w:r>
       <w:r>
@@ -8831,7 +9203,22 @@
           <w:rFonts w:hint="default" w:ascii="Times New Roman" w:hAnsi="Times New Roman" w:eastAsia="宋体" w:cs="Times New Roman"/>
           <w:color w:val="000000" w:themeColor="text1"/>
         </w:rPr>
-        <w:t>融合了结果验证与过程匹配两种思想，POLIA 的物体级优势同样依赖答案级判据的引导——这进一步说明三类方向是同一空间中的不同刻度而非独立分支。这一连续谱观点将在第 4 节展开，用于讨论奖励信号设计空间可能继续扩展的方向。</w:t>
+        <w:t>融合了结果验证与过程匹配两种思想，POLIA 的物体级优势同样依赖答案级判据的引导</w:t>
+      </w:r>
+      <w:r>
+        <w:rPr>
+          <w:rFonts w:hint="eastAsia" w:ascii="Times New Roman" w:hAnsi="Times New Roman" w:eastAsia="宋体" w:cs="Times New Roman"/>
+          <w:color w:val="000000" w:themeColor="text1"/>
+          <w:lang w:eastAsia="zh-CN"/>
+        </w:rPr>
+        <w:t>——</w:t>
+      </w:r>
+      <w:r>
+        <w:rPr>
+          <w:rFonts w:hint="default" w:ascii="Times New Roman" w:hAnsi="Times New Roman" w:eastAsia="宋体" w:cs="Times New Roman"/>
+          <w:color w:val="000000" w:themeColor="text1"/>
+        </w:rPr>
+        <w:t>这进一步说明三类方向是同一空间中的不同刻度而非独立分支。这一连续谱观点将在第 4 节展开，用于讨论奖励信号设计空间可能继续扩展的方向。</w:t>
       </w:r>
     </w:p>
     <w:p>
@@ -11950,7 +12337,22 @@
           <w:rFonts w:hint="default" w:ascii="Times New Roman" w:hAnsi="Times New Roman" w:eastAsia="宋体" w:cs="Times New Roman"/>
           <w:color w:val="000000" w:themeColor="text1"/>
         </w:rPr>
-        <w:t>：奖励信号设计空间演化示意图——以时间为横轴、信号粒度（结果级→结构级→过程级）为纵轴，三类方法作为并行分支在不同时间点出现并持续细化，展示</w:t>
+        <w:t>：奖励信号设计空间演化示意图</w:t>
+      </w:r>
+      <w:r>
+        <w:rPr>
+          <w:rFonts w:hint="eastAsia" w:ascii="Times New Roman" w:hAnsi="Times New Roman" w:eastAsia="宋体" w:cs="Times New Roman"/>
+          <w:color w:val="000000" w:themeColor="text1"/>
+          <w:lang w:eastAsia="zh-CN"/>
+        </w:rPr>
+        <w:t>——</w:t>
+      </w:r>
+      <w:r>
+        <w:rPr>
+          <w:rFonts w:hint="default" w:ascii="Times New Roman" w:hAnsi="Times New Roman" w:eastAsia="宋体" w:cs="Times New Roman"/>
+          <w:color w:val="000000" w:themeColor="text1"/>
+        </w:rPr>
+        <w:t>以时间为横轴、信号粒度（结果级→结构级→过程级）为纵轴，三类方法作为并行分支在不同时间点出现并持续细化，展示</w:t>
       </w:r>
       <w:r>
         <w:rPr>
@@ -12083,7 +12485,22 @@
           <w:rFonts w:hint="default" w:ascii="Times New Roman" w:hAnsi="Times New Roman" w:eastAsia="宋体" w:cs="Times New Roman"/>
           <w:color w:val="000000" w:themeColor="text1"/>
         </w:rPr>
-        <w:t>3.4 节的三分法在分析上是方便的，但表 3 的粒度刻度揭示了一个更本质的事实：三类方法并非离散的类别，而是同一奖励设计空间中的连续谱。这一判断有数学层面的支撑——在 token 级策略梯度与单次更新的设定下，标准 GRPO 的目标与 PRM-aware 目标等价，组内多条回答的共享前缀天然构成</w:t>
+        <w:t>3.4 节的三分法在分析上是方便的，但表 3 的粒度刻度揭示了一个更本质的事实：三类方法并非离散的类别，而是同一奖励设计空间中的连续谱。这一判断有数学层面的支撑</w:t>
+      </w:r>
+      <w:r>
+        <w:rPr>
+          <w:rFonts w:hint="eastAsia" w:ascii="Times New Roman" w:hAnsi="Times New Roman" w:eastAsia="宋体" w:cs="Times New Roman"/>
+          <w:color w:val="000000" w:themeColor="text1"/>
+          <w:lang w:eastAsia="zh-CN"/>
+        </w:rPr>
+        <w:t>——</w:t>
+      </w:r>
+      <w:r>
+        <w:rPr>
+          <w:rFonts w:hint="default" w:ascii="Times New Roman" w:hAnsi="Times New Roman" w:eastAsia="宋体" w:cs="Times New Roman"/>
+          <w:color w:val="000000" w:themeColor="text1"/>
+        </w:rPr>
+        <w:t>在 token 级策略梯度与单次更新的设定下，标准 GRPO 的目标与 PRM-aware 目标等价，组内多条回答的共享前缀天然构成</w:t>
       </w:r>
       <w:r>
         <w:rPr>
@@ -12250,7 +12667,7 @@
           <w:rFonts w:hint="default" w:ascii="Times New Roman" w:hAnsi="Times New Roman" w:eastAsia="宋体" w:cs="Times New Roman"/>
           <w:color w:val="000000" w:themeColor="text1"/>
         </w:rPr>
-        <w:t>的前提上，而这一前提正被评测基准的构建方式不断加固。MM-CondChain [21] 展示了组合推理正确性程序化验证的完整范式：用可执行程序（VPIR）把多层组合条件构造出来并机械验证，再翻译成自然语言——</w:t>
+        <w:t>的前提上，而这一前提正被评测基准的构建方式不断加固。MM-CondChain [21] 展示了组合推理正确性程序化验证的完整范式：用可执行程序（VPIR）把多层组合条件构造出来并机械验证，再翻译成自然语言</w:t>
       </w:r>
       <w:r>
         <w:rPr>
@@ -12258,7 +12675,7 @@
           <w:color w:val="000000" w:themeColor="text1"/>
           <w:lang w:eastAsia="zh-CN"/>
         </w:rPr>
-        <w:t>“语言可能骗人，代码不会”</w:t>
+        <w:t>——“语言可能骗人，代码不会”</w:t>
       </w:r>
       <w:r>
         <w:rPr>
@@ -12273,14 +12690,14 @@
           <w:color w:val="000000" w:themeColor="text1"/>
           <w:lang w:eastAsia="zh-CN"/>
         </w:rPr>
-        <w:t>“逻辑层”</w:t>
-      </w:r>
-      <w:r>
-        <w:rPr>
-          <w:rFonts w:hint="default" w:ascii="Times New Roman" w:hAnsi="Times New Roman" w:eastAsia="宋体" w:cs="Times New Roman"/>
-          <w:color w:val="000000" w:themeColor="text1"/>
-        </w:rPr>
-        <w:t>——关系字符串与组合条件之间的一致性，而自然图像域的感知事实（</w:t>
+        <w:t>“逻辑层”——</w:t>
+      </w:r>
+      <w:r>
+        <w:rPr>
+          <w:rFonts w:hint="default" w:ascii="Times New Roman" w:hAnsi="Times New Roman" w:eastAsia="宋体" w:cs="Times New Roman"/>
+          <w:color w:val="000000" w:themeColor="text1"/>
+        </w:rPr>
+        <w:t>关系字符串与组合条件之间的一致性，而自然图像域的感知事实（</w:t>
       </w:r>
       <w:r>
         <w:rPr>
@@ -12363,7 +12780,37 @@
           <w:rFonts w:hint="default" w:ascii="Times New Roman" w:hAnsi="Times New Roman" w:eastAsia="宋体" w:cs="Times New Roman"/>
           <w:color w:val="000000" w:themeColor="text1"/>
         </w:rPr>
-        <w:t>三类方法在评测上各行其是：CR³ 报告 MMVP、Winoground、Cola，SpatialThinker 横跨 14 个基准，SVQA-R1 聚焦 Q-Spatial++，Ground-R1 与 POLIA 主要在通用 VQA 与空间问答上验证，H-GRPO 则依赖 A-OKVQA 与自建 OOD 基准。表 1 的四个组合基准（VALSE、CREPE、ARO、SugarCrepe）协议各不相同——任务形式（检索/真假判断/二选一）、规模与指标均不兼容，任何两篇方法论文的结果都难以直接横向比较。碎片化的根因是组合能力难以单点测量；而现有共识恰好指向一个可作统一试金石的子任务：SugarCrepe 的 Swap——交换两个同类别概念而不引入新概念，是最纯粹的绑定测试，也是所有模型表现最差的环节 [3]。Swap 不依赖场景图标注、判别性强且与 RL 训练接口简单（规则可判定），建议后续工作在报告其他基准的同时一律附带 Swap 结果，使跨方法比较至少在一个维度上成立。</w:t>
+        <w:t>三类方法在评测上各行其是：CR³ 报告 MMVP、Winoground、Cola，SpatialThinker 横跨 14 个基准，SVQA-R1 聚焦 Q-Spatial++，Ground-R1 与 POLIA 主要在通用 VQA 与空间问答上验证，H-GRPO 则依赖 A-OKVQA 与自建 OOD 基准。表 1 的四个组合基准（VALSE、CREPE、ARO、SugarCrepe）协议各不相同</w:t>
+      </w:r>
+      <w:r>
+        <w:rPr>
+          <w:rFonts w:hint="eastAsia" w:ascii="Times New Roman" w:hAnsi="Times New Roman" w:eastAsia="宋体" w:cs="Times New Roman"/>
+          <w:color w:val="000000" w:themeColor="text1"/>
+          <w:lang w:eastAsia="zh-CN"/>
+        </w:rPr>
+        <w:t>——</w:t>
+      </w:r>
+      <w:r>
+        <w:rPr>
+          <w:rFonts w:hint="default" w:ascii="Times New Roman" w:hAnsi="Times New Roman" w:eastAsia="宋体" w:cs="Times New Roman"/>
+          <w:color w:val="000000" w:themeColor="text1"/>
+        </w:rPr>
+        <w:t>任务形式（检索/真假判断/二选一）、规模与指标均不兼容，任何两篇方法论文的结果都难以直接横向比较。碎片化的根因是组合能力难以单点测量；而现有共识恰好指向一个可作统一试金石的子任务：SugarCrepe 的 Swap</w:t>
+      </w:r>
+      <w:r>
+        <w:rPr>
+          <w:rFonts w:hint="eastAsia" w:ascii="Times New Roman" w:hAnsi="Times New Roman" w:eastAsia="宋体" w:cs="Times New Roman"/>
+          <w:color w:val="000000" w:themeColor="text1"/>
+          <w:lang w:eastAsia="zh-CN"/>
+        </w:rPr>
+        <w:t>——</w:t>
+      </w:r>
+      <w:r>
+        <w:rPr>
+          <w:rFonts w:hint="default" w:ascii="Times New Roman" w:hAnsi="Times New Roman" w:eastAsia="宋体" w:cs="Times New Roman"/>
+          <w:color w:val="000000" w:themeColor="text1"/>
+        </w:rPr>
+        <w:t>交换两个同类别概念而不引入新概念，是最纯粹的绑定测试，也是所有模型表现最差的环节 [3]。Swap 不依赖场景图标注、判别性强且与 RL 训练接口简单（规则可判定），建议后续工作在报告其他基准的同时一律附带 Swap 结果，使跨方法比较至少在一个维度上成立。</w:t>
       </w:r>
     </w:p>
     <w:bookmarkEnd w:id="14"/>
@@ -12521,7 +12968,22 @@
           <w:rFonts w:hint="default" w:ascii="Times New Roman" w:hAnsi="Times New Roman" w:eastAsia="宋体" w:cs="Times New Roman"/>
           <w:color w:val="000000" w:themeColor="text1"/>
         </w:rPr>
-        <w:t>无法被直接验证——监督强度与信号保真度之间的权衡，尚无两全方案。</w:t>
+        <w:t>无法被直接验证</w:t>
+      </w:r>
+      <w:r>
+        <w:rPr>
+          <w:rFonts w:hint="eastAsia" w:ascii="Times New Roman" w:hAnsi="Times New Roman" w:eastAsia="宋体" w:cs="Times New Roman"/>
+          <w:color w:val="000000" w:themeColor="text1"/>
+          <w:lang w:eastAsia="zh-CN"/>
+        </w:rPr>
+        <w:t>——</w:t>
+      </w:r>
+      <w:r>
+        <w:rPr>
+          <w:rFonts w:hint="default" w:ascii="Times New Roman" w:hAnsi="Times New Roman" w:eastAsia="宋体" w:cs="Times New Roman"/>
+          <w:color w:val="000000" w:themeColor="text1"/>
+        </w:rPr>
+        <w:t>监督强度与信号保真度之间的权衡，尚无两全方案。</w:t>
       </w:r>
     </w:p>
     <w:bookmarkEnd w:id="11"/>
@@ -12625,7 +13087,32 @@
           <w:rFonts w:hint="default" w:ascii="Times New Roman" w:hAnsi="Times New Roman" w:eastAsia="宋体" w:cs="Times New Roman"/>
           <w:color w:val="000000" w:themeColor="text1"/>
         </w:rPr>
-        <w:t>）分解为可验证的子奖励（物体存在性、属性匹配、关系成立），使奖励沿组合结构逐项可判——当前 H-GRPO 的三元组匹配已具备雏形，但子奖励仍依赖参考链而非程序化判定。</w:t>
+        <w:t>）分解为可验证的子奖励（物体存在性、属性匹配、关系成立），使奖励沿组合结构逐项可判</w:t>
+      </w:r>
+      <w:r>
+        <w:rPr>
+          <w:rFonts w:hint="eastAsia" w:ascii="Times New Roman" w:hAnsi="Times New Roman" w:eastAsia="宋体" w:cs="Times New Roman"/>
+          <w:color w:val="000000" w:themeColor="text1"/>
+          <w:lang w:eastAsia="zh-CN"/>
+        </w:rPr>
+        <w:t>—</w:t>
+      </w:r>
+      <w:bookmarkStart w:id="19" w:name="_GoBack"/>
+      <w:bookmarkEnd w:id="19"/>
+      <w:r>
+        <w:rPr>
+          <w:rFonts w:hint="eastAsia" w:ascii="Times New Roman" w:hAnsi="Times New Roman" w:eastAsia="宋体" w:cs="Times New Roman"/>
+          <w:color w:val="000000" w:themeColor="text1"/>
+          <w:lang w:eastAsia="zh-CN"/>
+        </w:rPr>
+        <w:t>—</w:t>
+      </w:r>
+      <w:r>
+        <w:rPr>
+          <w:rFonts w:hint="default" w:ascii="Times New Roman" w:hAnsi="Times New Roman" w:eastAsia="宋体" w:cs="Times New Roman"/>
+          <w:color w:val="000000" w:themeColor="text1"/>
+        </w:rPr>
+        <w:t>当前 H-GRPO 的三元组匹配已具备雏形，但子奖励仍依赖参考链而非程序化判定。</w:t>
       </w:r>
     </w:p>
     <w:p>
@@ -12735,7 +13222,37 @@
           <w:rFonts w:hint="default" w:ascii="Times New Roman" w:hAnsi="Times New Roman" w:eastAsia="宋体" w:cs="Times New Roman"/>
           <w:color w:val="000000" w:themeColor="text1"/>
         </w:rPr>
-        <w:t>。3.4 节显示三类信号已在方法层面互相渗透；下一步更系统的方向是显式加权融合——结果验证保证正确性、视觉对齐约束证据、过程信号塑造推理结构——并以多模态 PRM [11] 为统一载体。多模态 PRM 仍主要面向数学推理，将组合绑定纳入其步骤定义是值得探索的扩展。</w:t>
+        <w:t>。3.4 节显示三类信号已在方法层面互相渗透；下一步更系统的方向是显式加权融合</w:t>
+      </w:r>
+      <w:r>
+        <w:rPr>
+          <w:rFonts w:hint="eastAsia" w:ascii="Times New Roman" w:hAnsi="Times New Roman" w:eastAsia="宋体" w:cs="Times New Roman"/>
+          <w:color w:val="000000" w:themeColor="text1"/>
+          <w:lang w:eastAsia="zh-CN"/>
+        </w:rPr>
+        <w:t>——</w:t>
+      </w:r>
+      <w:r>
+        <w:rPr>
+          <w:rFonts w:hint="default" w:ascii="Times New Roman" w:hAnsi="Times New Roman" w:eastAsia="宋体" w:cs="Times New Roman"/>
+          <w:color w:val="000000" w:themeColor="text1"/>
+        </w:rPr>
+        <w:t>结果验证保证正确性、视觉对齐约束证据、过程信号塑造推理结构</w:t>
+      </w:r>
+      <w:r>
+        <w:rPr>
+          <w:rFonts w:hint="eastAsia" w:ascii="Times New Roman" w:hAnsi="Times New Roman" w:eastAsia="宋体" w:cs="Times New Roman"/>
+          <w:color w:val="000000" w:themeColor="text1"/>
+          <w:lang w:eastAsia="zh-CN"/>
+        </w:rPr>
+        <w:t>——</w:t>
+      </w:r>
+      <w:r>
+        <w:rPr>
+          <w:rFonts w:hint="default" w:ascii="Times New Roman" w:hAnsi="Times New Roman" w:eastAsia="宋体" w:cs="Times New Roman"/>
+          <w:color w:val="000000" w:themeColor="text1"/>
+        </w:rPr>
+        <w:t>并以多模态 PRM [11] 为统一载体。多模态 PRM 仍主要面向数学推理，将组合绑定纳入其步骤定义是值得探索的扩展。</w:t>
       </w:r>
     </w:p>
     <w:p>
@@ -12914,7 +13431,22 @@
           <w:rFonts w:hint="default" w:ascii="Times New Roman" w:hAnsi="Times New Roman" w:eastAsia="宋体" w:cs="Times New Roman"/>
           <w:color w:val="000000" w:themeColor="text1"/>
         </w:rPr>
-        <w:t>的约束；而面向组合绑定的显式视觉语义奖励，仍是当前最有前景、也最亟待填补的研究缺口。随着组合正确性评测走向程序化验证（MM-CondChain），奖励信号设计有望获得更坚实的地基——但感知事实的验证边界与基准碎片化问题，决定了这一扩展仍将是一个渐进而非跳跃的过程。</w:t>
+        <w:t>的约束；而面向组合绑定的显式视觉语义奖励，仍是当前最有前景、也最亟待填补的研究缺口。随着组合正确性评测走向程序化验证（MM-CondChain），奖励信号设计有望获得更坚实的地基</w:t>
+      </w:r>
+      <w:r>
+        <w:rPr>
+          <w:rFonts w:hint="eastAsia" w:ascii="Times New Roman" w:hAnsi="Times New Roman" w:eastAsia="宋体" w:cs="Times New Roman"/>
+          <w:color w:val="000000" w:themeColor="text1"/>
+          <w:lang w:eastAsia="zh-CN"/>
+        </w:rPr>
+        <w:t>——</w:t>
+      </w:r>
+      <w:r>
+        <w:rPr>
+          <w:rFonts w:hint="default" w:ascii="Times New Roman" w:hAnsi="Times New Roman" w:eastAsia="宋体" w:cs="Times New Roman"/>
+          <w:color w:val="000000" w:themeColor="text1"/>
+        </w:rPr>
+        <w:t>但感知事实的验证边界与基准碎片化问题，决定了这一扩展仍将是一个渐进而非跳跃的过程。</w:t>
       </w:r>
     </w:p>
     <w:p>

--- a/paper-draft.docx
+++ b/paper-draft.docx
@@ -3311,7 +3311,16 @@
           <w:rFonts w:hint="default" w:ascii="Times New Roman" w:hAnsi="Times New Roman" w:eastAsia="宋体" w:cs="Times New Roman"/>
           <w:color w:val="000000" w:themeColor="text1"/>
         </w:rPr>
-        <w:t>若负样本太容易判别，奖励将在多数样本上失去信号，训练退化为对常见模式的拟合。Qwen2.5-VL-7B 与 InternVL3-8B 在三个组合基准上平均提升超 9 个绝对点，且无 SFT 常见的领域外退化（见表 3）。其结果级验证不包含中间推理步骤的信息，而结构级验证提供了另一种选择。</w:t>
+        <w:t>若负样本太容易判别，奖励将在多数样本上失去信号，训练退化为对常见模式的拟合。Qwen2.5-VL-7B 与 InternVL3-8B 在三个组合基准上平均提升超</w:t>
+      </w:r>
+      <w:bookmarkStart w:id="19" w:name="_GoBack"/>
+      <w:bookmarkEnd w:id="19"/>
+      <w:r>
+        <w:rPr>
+          <w:rFonts w:hint="default" w:ascii="Times New Roman" w:hAnsi="Times New Roman" w:eastAsia="宋体" w:cs="Times New Roman"/>
+          <w:color w:val="000000" w:themeColor="text1"/>
+        </w:rPr>
+        <w:t xml:space="preserve"> 9 个绝对点，且无 SFT 常见的领域外退化（见表 3）。其结果级验证不包含中间推理步骤的信息，而结构级验证提供了另一种选择。</w:t>
       </w:r>
     </w:p>
     <w:p>
@@ -13095,17 +13104,7 @@
           <w:color w:val="000000" w:themeColor="text1"/>
           <w:lang w:eastAsia="zh-CN"/>
         </w:rPr>
-        <w:t>—</w:t>
-      </w:r>
-      <w:bookmarkStart w:id="19" w:name="_GoBack"/>
-      <w:bookmarkEnd w:id="19"/>
-      <w:r>
-        <w:rPr>
-          <w:rFonts w:hint="eastAsia" w:ascii="Times New Roman" w:hAnsi="Times New Roman" w:eastAsia="宋体" w:cs="Times New Roman"/>
-          <w:color w:val="000000" w:themeColor="text1"/>
-          <w:lang w:eastAsia="zh-CN"/>
-        </w:rPr>
-        <w:t>—</w:t>
+        <w:t>——</w:t>
       </w:r>
       <w:r>
         <w:rPr>
@@ -14321,7 +14320,7 @@
     <w:lsdException w:unhideWhenUsed="0" w:uiPriority="0" w:semiHidden="0" w:name="table of figures"/>
     <w:lsdException w:unhideWhenUsed="0" w:uiPriority="0" w:semiHidden="0" w:name="envelope address"/>
     <w:lsdException w:unhideWhenUsed="0" w:uiPriority="0" w:semiHidden="0" w:name="envelope return"/>
-    <w:lsdException w:unhideWhenUsed="0" w:uiPriority="0" w:semiHidden="0" w:name="footnote reference"/>
+    <w:lsdException w:qFormat="1" w:unhideWhenUsed="0" w:uiPriority="0" w:semiHidden="0" w:name="footnote reference"/>
     <w:lsdException w:unhideWhenUsed="0" w:uiPriority="0" w:semiHidden="0" w:name="annotation reference"/>
     <w:lsdException w:unhideWhenUsed="0" w:uiPriority="0" w:semiHidden="0" w:name="line number"/>
     <w:lsdException w:unhideWhenUsed="0" w:uiPriority="0" w:semiHidden="0" w:name="page number"/>
@@ -14368,7 +14367,7 @@
     <w:lsdException w:unhideWhenUsed="0" w:uiPriority="0" w:semiHidden="0" w:name="Body Text Indent 2"/>
     <w:lsdException w:unhideWhenUsed="0" w:uiPriority="0" w:semiHidden="0" w:name="Body Text Indent 3"/>
     <w:lsdException w:qFormat="1" w:uiPriority="9" w:semiHidden="0" w:name="Block Text"/>
-    <w:lsdException w:unhideWhenUsed="0" w:uiPriority="0" w:semiHidden="0" w:name="Hyperlink"/>
+    <w:lsdException w:qFormat="1" w:unhideWhenUsed="0" w:uiPriority="0" w:semiHidden="0" w:name="Hyperlink"/>
     <w:lsdException w:unhideWhenUsed="0" w:uiPriority="0" w:semiHidden="0" w:name="FollowedHyperlink"/>
     <w:lsdException w:unhideWhenUsed="0" w:uiPriority="0" w:semiHidden="0" w:name="Strong"/>
     <w:lsdException w:unhideWhenUsed="0" w:uiPriority="0" w:semiHidden="0" w:name="Emphasis"/>
@@ -14844,6 +14843,7 @@
   <w:style w:type="character" w:styleId="20">
     <w:name w:val="Hyperlink"/>
     <w:basedOn w:val="21"/>
+    <w:qFormat/>
     <w:uiPriority w:val="0"/>
     <w:rPr>
       <w:color w:val="156082" w:themeColor="accent1"/>
@@ -14853,11 +14853,13 @@
     <w:name w:val="Body Text Char"/>
     <w:basedOn w:val="19"/>
     <w:link w:val="3"/>
+    <w:qFormat/>
     <w:uiPriority w:val="0"/>
   </w:style>
   <w:style w:type="character" w:styleId="22">
     <w:name w:val="footnote reference"/>
     <w:basedOn w:val="21"/>
+    <w:qFormat/>
     <w:uiPriority w:val="0"/>
     <w:rPr>
       <w:vertAlign w:val="superscript"/>
@@ -14895,6 +14897,7 @@
     <w:name w:val="Subtitle Char"/>
     <w:basedOn w:val="19"/>
     <w:link w:val="16"/>
+    <w:qFormat/>
     <w:uiPriority w:val="11"/>
     <w:rPr>
       <w:rFonts w:eastAsiaTheme="majorEastAsia" w:cstheme="majorBidi"/>
@@ -14963,6 +14966,7 @@
     <w:name w:val="Heading 1 Char"/>
     <w:basedOn w:val="19"/>
     <w:link w:val="2"/>
+    <w:qFormat/>
     <w:uiPriority w:val="9"/>
     <w:rPr>
       <w:rFonts w:asciiTheme="majorHAnsi" w:hAnsiTheme="majorHAnsi" w:eastAsiaTheme="majorEastAsia" w:cstheme="majorBidi"/>
@@ -14976,6 +14980,7 @@
     <w:basedOn w:val="19"/>
     <w:link w:val="4"/>
     <w:semiHidden/>
+    <w:qFormat/>
     <w:uiPriority w:val="9"/>
     <w:rPr>
       <w:rFonts w:asciiTheme="majorHAnsi" w:hAnsiTheme="majorHAnsi" w:eastAsiaTheme="majorEastAsia" w:cstheme="majorBidi"/>
@@ -14989,6 +14994,7 @@
     <w:basedOn w:val="19"/>
     <w:link w:val="5"/>
     <w:semiHidden/>
+    <w:qFormat/>
     <w:uiPriority w:val="9"/>
     <w:rPr>
       <w:rFonts w:eastAsiaTheme="majorEastAsia" w:cstheme="majorBidi"/>
@@ -15028,6 +15034,7 @@
     <w:basedOn w:val="19"/>
     <w:link w:val="8"/>
     <w:semiHidden/>
+    <w:qFormat/>
     <w:uiPriority w:val="9"/>
     <w:rPr>
       <w:rFonts w:eastAsiaTheme="majorEastAsia" w:cstheme="majorBidi"/>
@@ -15066,6 +15073,7 @@
     <w:basedOn w:val="19"/>
     <w:link w:val="11"/>
     <w:semiHidden/>
+    <w:qFormat/>
     <w:uiPriority w:val="9"/>
     <w:rPr>
       <w:rFonts w:eastAsiaTheme="majorEastAsia" w:cstheme="majorBidi"/>
@@ -15140,16 +15148,19 @@
   <w:style w:type="paragraph" w:customStyle="1" w:styleId="45">
     <w:name w:val="Image Caption"/>
     <w:basedOn w:val="12"/>
+    <w:qFormat/>
     <w:uiPriority w:val="0"/>
   </w:style>
   <w:style w:type="paragraph" w:customStyle="1" w:styleId="46">
     <w:name w:val="Figure"/>
     <w:basedOn w:val="1"/>
+    <w:qFormat/>
     <w:uiPriority w:val="0"/>
   </w:style>
   <w:style w:type="paragraph" w:customStyle="1" w:styleId="47">
     <w:name w:val="Captioned Figure"/>
     <w:basedOn w:val="46"/>
+    <w:qFormat/>
     <w:uiPriority w:val="0"/>
     <w:pPr>
       <w:keepNext/>
@@ -15159,6 +15170,7 @@
     <w:name w:val="Verbatim Char"/>
     <w:basedOn w:val="21"/>
     <w:link w:val="49"/>
+    <w:qFormat/>
     <w:uiPriority w:val="0"/>
     <w:rPr>
       <w:rFonts w:ascii="Consolas" w:hAnsi="Consolas"/>
@@ -15169,6 +15181,7 @@
     <w:name w:val="Source Code"/>
     <w:basedOn w:val="1"/>
     <w:link w:val="48"/>
+    <w:qFormat/>
     <w:uiPriority w:val="0"/>
     <w:pPr>
       <w:wordWrap w:val="0"/>
@@ -15177,6 +15190,7 @@
   <w:style w:type="character" w:customStyle="1" w:styleId="50">
     <w:name w:val="Section Number"/>
     <w:basedOn w:val="21"/>
+    <w:qFormat/>
     <w:uiPriority w:val="0"/>
   </w:style>
   <w:style w:type="paragraph" w:customStyle="1" w:styleId="51">
@@ -15198,6 +15212,7 @@
   <w:style w:type="character" w:customStyle="1" w:styleId="52">
     <w:name w:val="KeywordTok"/>
     <w:basedOn w:val="48"/>
+    <w:qFormat/>
     <w:uiPriority w:val="0"/>
     <w:rPr>
       <w:b/>
@@ -15207,6 +15222,7 @@
   <w:style w:type="character" w:customStyle="1" w:styleId="53">
     <w:name w:val="DataTypeTok"/>
     <w:basedOn w:val="48"/>
+    <w:qFormat/>
     <w:uiPriority w:val="0"/>
     <w:rPr>
       <w:color w:val="902000"/>
@@ -15215,6 +15231,7 @@
   <w:style w:type="character" w:customStyle="1" w:styleId="54">
     <w:name w:val="DecValTok"/>
     <w:basedOn w:val="48"/>
+    <w:qFormat/>
     <w:uiPriority w:val="0"/>
     <w:rPr>
       <w:color w:val="40A070"/>
@@ -15223,6 +15240,7 @@
   <w:style w:type="character" w:customStyle="1" w:styleId="55">
     <w:name w:val="BaseNTok"/>
     <w:basedOn w:val="48"/>
+    <w:qFormat/>
     <w:uiPriority w:val="0"/>
     <w:rPr>
       <w:color w:val="40A070"/>
@@ -15239,6 +15257,7 @@
   <w:style w:type="character" w:customStyle="1" w:styleId="57">
     <w:name w:val="ConstantTok"/>
     <w:basedOn w:val="48"/>
+    <w:qFormat/>
     <w:uiPriority w:val="0"/>
     <w:rPr>
       <w:color w:val="880000"/>
@@ -15263,6 +15282,7 @@
   <w:style w:type="character" w:customStyle="1" w:styleId="60">
     <w:name w:val="StringTok"/>
     <w:basedOn w:val="48"/>
+    <w:qFormat/>
     <w:uiPriority w:val="0"/>
     <w:rPr>
       <w:color w:val="4070A0"/>
@@ -15271,6 +15291,7 @@
   <w:style w:type="character" w:customStyle="1" w:styleId="61">
     <w:name w:val="VerbatimStringTok"/>
     <w:basedOn w:val="48"/>
+    <w:qFormat/>
     <w:uiPriority w:val="0"/>
     <w:rPr>
       <w:color w:val="4070A0"/>
@@ -15279,6 +15300,7 @@
   <w:style w:type="character" w:customStyle="1" w:styleId="62">
     <w:name w:val="SpecialStringTok"/>
     <w:basedOn w:val="48"/>
+    <w:qFormat/>
     <w:uiPriority w:val="0"/>
     <w:rPr>
       <w:color w:val="BB6688"/>
@@ -15287,6 +15309,7 @@
   <w:style w:type="character" w:customStyle="1" w:styleId="63">
     <w:name w:val="ImportTok"/>
     <w:basedOn w:val="48"/>
+    <w:qFormat/>
     <w:uiPriority w:val="0"/>
     <w:rPr>
       <w:b/>
@@ -15296,6 +15319,7 @@
   <w:style w:type="character" w:customStyle="1" w:styleId="64">
     <w:name w:val="CommentTok"/>
     <w:basedOn w:val="48"/>
+    <w:qFormat/>
     <w:uiPriority w:val="0"/>
     <w:rPr>
       <w:i/>
@@ -15305,6 +15329,7 @@
   <w:style w:type="character" w:customStyle="1" w:styleId="65">
     <w:name w:val="DocumentationTok"/>
     <w:basedOn w:val="48"/>
+    <w:qFormat/>
     <w:uiPriority w:val="0"/>
     <w:rPr>
       <w:i/>
@@ -15314,6 +15339,7 @@
   <w:style w:type="character" w:customStyle="1" w:styleId="66">
     <w:name w:val="AnnotationTok"/>
     <w:basedOn w:val="48"/>
+    <w:qFormat/>
     <w:uiPriority w:val="0"/>
     <w:rPr>
       <w:b/>
@@ -15334,6 +15360,7 @@
   <w:style w:type="character" w:customStyle="1" w:styleId="68">
     <w:name w:val="OtherTok"/>
     <w:basedOn w:val="48"/>
+    <w:qFormat/>
     <w:uiPriority w:val="0"/>
     <w:rPr>
       <w:color w:val="007020"/>
@@ -15342,6 +15369,7 @@
   <w:style w:type="character" w:customStyle="1" w:styleId="69">
     <w:name w:val="FunctionTok"/>
     <w:basedOn w:val="48"/>
+    <w:qFormat/>
     <w:uiPriority w:val="0"/>
     <w:rPr>
       <w:color w:val="06287E"/>
@@ -15350,6 +15378,7 @@
   <w:style w:type="character" w:customStyle="1" w:styleId="70">
     <w:name w:val="VariableTok"/>
     <w:basedOn w:val="48"/>
+    <w:qFormat/>
     <w:uiPriority w:val="0"/>
     <w:rPr>
       <w:color w:val="19177C"/>
@@ -15358,6 +15387,7 @@
   <w:style w:type="character" w:customStyle="1" w:styleId="71">
     <w:name w:val="ControlFlowTok"/>
     <w:basedOn w:val="48"/>
+    <w:qFormat/>
     <w:uiPriority w:val="0"/>
     <w:rPr>
       <w:b/>
@@ -15367,6 +15397,7 @@
   <w:style w:type="character" w:customStyle="1" w:styleId="72">
     <w:name w:val="OperatorTok"/>
     <w:basedOn w:val="48"/>
+    <w:qFormat/>
     <w:uiPriority w:val="0"/>
     <w:rPr>
       <w:color w:val="666666"/>
@@ -15383,6 +15414,7 @@
   <w:style w:type="character" w:customStyle="1" w:styleId="74">
     <w:name w:val="ExtensionTok"/>
     <w:basedOn w:val="48"/>
+    <w:qFormat/>
     <w:uiPriority w:val="0"/>
   </w:style>
   <w:style w:type="character" w:customStyle="1" w:styleId="75">
@@ -15396,6 +15428,7 @@
   <w:style w:type="character" w:customStyle="1" w:styleId="76">
     <w:name w:val="AttributeTok"/>
     <w:basedOn w:val="48"/>
+    <w:qFormat/>
     <w:uiPriority w:val="0"/>
     <w:rPr>
       <w:color w:val="7D9029"/>
